--- a/일본판/2부/2부_8화_현장검증.docx
+++ b/일본판/2부/2부_8화_현장검증.docx
@@ -92,7 +92,7 @@
           <w:color w:val="555555"/>
           <w:sz w:val="22"/>
         </w:rPr>
-        <w:t>(2020年12月7日(月)、午前9時半。桐生法律事務所。窓の外に冷たい雨。応接室の鉄瓶から、ほうじ茶の香りが立っている。机の上に、裁判所からのファクシミリが一枚。三浦が読み上げ、茜と遼が両側からのぞき込んでいる。)</w:t>
+        <w:t>(2020年12月7日(月)午前9時半。桐生法律事務所。窓の外に冷たい雨。応接室の鉄瓶からほうじ茶の香りが立っている。机の上に裁判所からのファクシミリが一枚。三浦が読み上げ、茜と遼が両側からのぞき込んでいる。)</w:t>
       </w:r>
     </w:p>
     <w:p>
@@ -115,7 +115,7 @@
           <w:i w:val="0"/>
           <w:sz w:val="22"/>
         </w:rPr>
-        <w:t>「事件名、奥浜原発事故避難者集団訴訟。検証を実施する。期日、十二月十六日水曜日、午前九時三十分集合。場所、波戸町。立会人、原告ら代表三名、並びに代理人若干名」。……やっぱり、本当に来るんですね、裁判所が、波戸まで。</w:t>
+        <w:t>「事件名、奥浜原発事故避難者集団訴訟。検証を実施する。期日、十二月十六日水曜日、午前九時三十分集合。場所、波戸町。立会人、原告ら代表三名並びに代理人若干名」。……やっぱり、本当に来るんですね。裁判所が波戸まで。</w:t>
       </w:r>
     </w:p>
     <w:p>
@@ -138,7 +138,7 @@
           <w:i w:val="0"/>
           <w:sz w:val="22"/>
         </w:rPr>
-        <w:t>国は、最後まで反対してましたよね。「現地の状況は、写真と報告書で足りる」って。</w:t>
+        <w:t>国は最後まで反対してましたよね。「現地の状況は写真と報告書で足りる」って。</w:t>
       </w:r>
     </w:p>
     <w:p>
@@ -161,7 +161,7 @@
           <w:i w:val="0"/>
           <w:sz w:val="22"/>
         </w:rPr>
-        <w:t>ええ。細川さんは、書面で三回言いました。ですが、片岡裁判長は、「見ないで書く判決は、書きたくない」と、直接おっしゃった。</w:t>
+        <w:t>ええ。細川さんは書面で三回言いました。ですが片岡裁判長は「見ないで書く判決は書きたくない」と直接おっしゃった。</w:t>
       </w:r>
     </w:p>
     <w:p>
@@ -207,7 +207,7 @@
           <w:i w:val="0"/>
           <w:sz w:val="22"/>
         </w:rPr>
-        <w:t>載っていません。法廷を出る前の、廊下です。独り言のように。</w:t>
+        <w:t>載っていません。法廷を出る前の廊下です。独り言のように。</w:t>
       </w:r>
     </w:p>
     <w:p>
@@ -240,7 +240,7 @@
           <w:i w:val="0"/>
           <w:sz w:val="22"/>
         </w:rPr>
-        <w:t>「立入りは、国および県の特別通行許可を得た者に限る。同行者は、原告側代表三名、代理人二名、補助者一名。報道は、代表取材一名」。……補助者、一名。</w:t>
+        <w:t>「立入りは、国および県の特別通行許可を得た者に限る。同行者は原告側代表三名、代理人二名、補助者一名。報道は代表取材一名」。……補助者、一名。</w:t>
       </w:r>
     </w:p>
     <w:p>
@@ -263,7 +263,7 @@
           <w:i w:val="0"/>
           <w:sz w:val="22"/>
         </w:rPr>
-        <w:t>誰を連れていけるか、ですね。まず代理人は、僕と、図面と写真を撮る係の、土井さん。</w:t>
+        <w:t>誰を連れていけるか、ですね。まず代理人は僕と、図面と写真を撮る係の土井さん。</w:t>
       </w:r>
     </w:p>
     <w:p>
@@ -309,7 +309,7 @@
           <w:i w:val="0"/>
           <w:sz w:val="22"/>
         </w:rPr>
-        <w:t>遠藤さんは、決まりです。ご自宅が、検証の第一地点になる見込みですから。それと、大城さん。漁協の建物と、北の浜。もう一人は――。</w:t>
+        <w:t>遠藤さんは決まりです。ご自宅が検証の第一地点になる見込みですから。それと大城さん。漁協の建物と北の浜。もう一人は――。</w:t>
       </w:r>
     </w:p>
     <w:p>
@@ -355,7 +355,7 @@
           <w:i w:val="0"/>
           <w:sz w:val="22"/>
         </w:rPr>
-        <w:t>本人が行きたいと言うかどうかは、これから聞きます。行くなら、補助者は、翔太くんでしょう。お母さんを一人で歩かせたくないはずですから。</w:t>
+        <w:t>本人が行きたいと言うかどうかは、これから聞きます。行くなら補助者は翔太くんでしょう。お母さんを一人で歩かせたくないはずですから。</w:t>
       </w:r>
     </w:p>
     <w:p>
@@ -378,7 +378,7 @@
           <w:i w:val="0"/>
           <w:sz w:val="22"/>
         </w:rPr>
-        <w:t>遠藤さん、八十五歳ですよね。防護服で、一日。大丈夫なんでしょうか。</w:t>
+        <w:t>遠藤さん、八十五歳ですよね。防護服で一日。大丈夫なんでしょうか。</w:t>
       </w:r>
     </w:p>
     <w:p>
@@ -401,7 +401,7 @@
           <w:i w:val="0"/>
           <w:sz w:val="22"/>
         </w:rPr>
-        <w:t>一番の心配は、それです。主治医の先生に、診断書を書いてもらいます。それから、トイレ。区域の中は、使えません。</w:t>
+        <w:t>一番の心配はそれです。主治医の先生に診断書を書いてもらいます。それからトイレ。区域の中は使えません。</w:t>
       </w:r>
     </w:p>
     <w:p>
@@ -424,7 +424,7 @@
           <w:i w:val="0"/>
           <w:sz w:val="22"/>
         </w:rPr>
-        <w:t>ああ……。朝、お茶を控えてもらわないと。</w:t>
+        <w:t>ああ……。朝はお茶を控えてもらわないと。</w:t>
       </w:r>
     </w:p>
     <w:p>
@@ -457,7 +457,7 @@
           <w:i w:val="0"/>
           <w:sz w:val="22"/>
         </w:rPr>
-        <w:t>この事務所で、「お茶を飲まないでください」と言う日が来るとは思いませんでした。</w:t>
+        <w:t>この事務所で「お茶を飲まないでください」と言う日が来るとは思いませんでした。</w:t>
       </w:r>
     </w:p>
     <w:p>
@@ -480,7 +480,7 @@
           <w:i w:val="0"/>
           <w:sz w:val="22"/>
         </w:rPr>
-        <w:t>先生が聞いたら、何て言うかしら。</w:t>
+        <w:t>先生が聞いたら何て言うかしら。</w:t>
       </w:r>
     </w:p>
     <w:p>
@@ -503,7 +503,7 @@
           <w:i w:val="0"/>
           <w:sz w:val="22"/>
         </w:rPr>
-        <w:t>「一番長く待った方に、一番先に出せない日もある」。……たぶん、そう言って、笑ったと思います。</w:t>
+        <w:t>「一番長く待った方に、一番先に出せない日もある」。……たぶん、そう言って笑ったと思います。</w:t>
       </w:r>
     </w:p>
     <w:p>
@@ -527,7 +527,7 @@
           <w:color w:val="555555"/>
           <w:sz w:val="22"/>
         </w:rPr>
-        <w:t>(ファクスの余白に、鉛筆で書き込む)</w:t>
+        <w:t>(ファクスの余白に鉛筆で書き込む)</w:t>
       </w:r>
       <w:r>
         <w:rPr>
@@ -559,7 +559,7 @@
           <w:i w:val="0"/>
           <w:sz w:val="22"/>
         </w:rPr>
-        <w:t>質問を、三つに絞っておきましょう。裁判所が現地で、原告に尋ねてよい範囲。尋ねられても答えなくてよい範囲。そして、僕らが代わりに言う範囲。前の晩までに、紙に書いて、全員で読み合わせます。</w:t>
+        <w:t>質問を三つに絞っておきましょう。裁判所が現地で原告に尋ねてよい範囲。尋ねられても答えなくてよい範囲。そして僕らが代わりに言う範囲。前の晩までに紙に書いて、全員で読み合わせます。</w:t>
       </w:r>
     </w:p>
     <w:p>
@@ -582,7 +582,7 @@
           <w:i w:val="0"/>
           <w:sz w:val="22"/>
         </w:rPr>
-        <w:t>十四日の月曜、汐見台の集会所を押さえます。みんな、あそこの方が落ち着くので。</w:t>
+        <w:t>十四日の月曜、汐見台の集会所を押さえます。みんなあそこの方が落ち着くので。</w:t>
       </w:r>
     </w:p>
     <w:p>
@@ -597,7 +597,7 @@
           <w:color w:val="555555"/>
           <w:sz w:val="22"/>
         </w:rPr>
-        <w:t>(ファクスの端に、茜が、小さく丸をつける。「見てもらう日」。)</w:t>
+        <w:t>(ファクスの端に茜が小さく丸をつける。「見てもらう日」。)</w:t>
       </w:r>
     </w:p>
     <w:p>
@@ -627,7 +627,7 @@
           <w:color w:val="555555"/>
           <w:sz w:val="22"/>
         </w:rPr>
-        <w:t>(12月11日(金)、午後2時。奥浜地方裁判所、民事第二部の準備室。楕円の机に、片岡裁判長、右に峰裁判官、左に新田判事補。書記官の津田が記録をめくる。向かい側に、遼と茜。反対側に、細川大輔と大槻。窓の外は、薄い夕日。)</w:t>
+        <w:t>(12月11日(金)午後2時。奥浜地方裁判所、民事第二部の準備室。楕円の机に片岡裁判長、右に峰裁判官、左に新田判事補。書記官の津田が記録をめくる。向かい側に遼と茜。反対側に細川大輔と大槻。窓の外は薄い夕日。)</w:t>
       </w:r>
     </w:p>
     <w:p>
@@ -673,7 +673,7 @@
           <w:i w:val="0"/>
           <w:sz w:val="22"/>
         </w:rPr>
-        <w:t>はい。集合は、午前九時半、国道六号沿いのスクリーニング場。旧道の駅「なみと」の駐車場です。そこで、特別通行許可の確認、防護服の着用、個人線量計の装着を行います。マイクロバス二台で、バリケードを通過。区域内の滞在は、およそ四時間。昼食は区域内では取れませんので、帰着後です。</w:t>
+        <w:t>はい。集合は午前九時半、国道六号沿いのスクリーニング場。旧道の駅「なみと」の駐車場です。そこで特別通行許可の確認、防護服の着用、個人線量計の装着を行います。マイクロバス二台でバリケードを通過。区域内の滞在はおよそ四時間。昼食は区域内では取れませんので、帰着後です。</w:t>
       </w:r>
     </w:p>
     <w:p>
@@ -696,7 +696,7 @@
           <w:i w:val="0"/>
           <w:sz w:val="22"/>
         </w:rPr>
-        <w:t>国としては、改めて申し上げておきます。区域内には、現在も、人の健康に配慮が必要な場所がある。裁判所の皆さまの安全確保が、最優先です。</w:t>
+        <w:t>国としては、改めて申し上げておきます。区域内には現在も、人の健康に配慮が必要な場所がある。裁判所の皆さまの安全確保が最優先です。</w:t>
       </w:r>
     </w:p>
     <w:p>
@@ -719,7 +719,7 @@
           <w:i w:val="0"/>
           <w:sz w:val="22"/>
         </w:rPr>
-        <w:t>承知しています。細川さん、その点は、国のご懸念として記録に載せます。ですが、検証の実施そのものについては、決定どおりです。</w:t>
+        <w:t>承知しています。細川さん、その点は国のご懸念として記録に載せます。ですが検証の実施そのものについては、決定のとおりです。</w:t>
       </w:r>
     </w:p>
     <w:p>
@@ -765,7 +765,7 @@
           <w:i w:val="0"/>
           <w:sz w:val="22"/>
         </w:rPr>
-        <w:t>電力としては、検証に異議はありません。ただ、一点。原告側が、現地で撮影する写真の範囲と、その使い方について。個人宅の内部は、権利関係の問題も出ます。</w:t>
+        <w:t>電力としては、検証に異議はありません。ただ一点。原告側が現地で撮影する写真の範囲と、その使い方について。個人宅の内部は、権利関係の問題も出ます。</w:t>
       </w:r>
     </w:p>
     <w:p>
@@ -798,7 +798,7 @@
           <w:i w:val="0"/>
           <w:sz w:val="22"/>
         </w:rPr>
-        <w:t>原告代理人の土井です。撮影は、裁判所の許可を受けた範囲で行います。個人宅の内部は、ご本人の同意が前提です。</w:t>
+        <w:t>原告代理人の土井です。撮影は裁判所の許可を受けた範囲で行います。個人宅の内部はご本人の同意が前提です。</w:t>
       </w:r>
     </w:p>
     <w:p>
@@ -821,7 +821,7 @@
           <w:i w:val="0"/>
           <w:sz w:val="22"/>
         </w:rPr>
-        <w:t>結構です。検証の主役は、写真ではなく、裁判所が自分の目で見たことです。写真は、補助です。</w:t>
+        <w:t>結構です。検証の主役は写真ではなく、裁判所が自分の目で見たことです。写真は補助です。</w:t>
       </w:r>
     </w:p>
     <w:p>
@@ -844,7 +844,7 @@
           <w:i w:val="0"/>
           <w:sz w:val="22"/>
         </w:rPr>
-        <w:t>質問を、よろしいでしょうか。</w:t>
+        <w:t>質問をよろしいでしょうか。</w:t>
       </w:r>
     </w:p>
     <w:p>
@@ -890,7 +890,7 @@
           <w:i w:val="0"/>
           <w:sz w:val="22"/>
         </w:rPr>
-        <w:t>原告側にお尋ねします。当日、原告が、現地で口頭の説明をしたいと思われる場合、それは、証拠になりますか。それとも、説明として聞くだけですか。</w:t>
+        <w:t>原告側にお尋ねします。当日、原告が現地で口頭の説明をしたいと思われる場合、それは証拠になりますか。それとも、説明として聞くだけですか。</w:t>
       </w:r>
     </w:p>
     <w:p>
@@ -913,7 +913,7 @@
           <w:i w:val="0"/>
           <w:sz w:val="22"/>
         </w:rPr>
-        <w:t>検証の際の説明は、現場の指示・説明として、調書に記載していただくことを希望します。事実の認定に使われるものとは、別に、証人尋問は後日あります。</w:t>
+        <w:t>検証の際の説明は、現場の指示・説明として調書に記載していただくことを希望します。事実の認定に使われるものとは別に、証人尋問は後日あります。</w:t>
       </w:r>
     </w:p>
     <w:p>
@@ -936,7 +936,7 @@
           <w:i w:val="0"/>
           <w:sz w:val="22"/>
         </w:rPr>
-        <w:t>分かりました。……もう一つ。ご高齢の方が、体調を崩された場合の対応は。</w:t>
+        <w:t>分かりました。……もう一つ。ご高齢の方が体調を崩された場合の対応は。</w:t>
       </w:r>
     </w:p>
     <w:p>
@@ -959,7 +959,7 @@
           <w:i w:val="0"/>
           <w:sz w:val="22"/>
         </w:rPr>
-        <w:t>当方で、救護の準備をします。主治医の診断書も、明日、提出します。</w:t>
+        <w:t>当方で救護の準備をします。主治医の診断書も明日提出します。</w:t>
       </w:r>
     </w:p>
     <w:p>
@@ -1015,7 +1015,7 @@
           <w:i w:val="0"/>
           <w:sz w:val="22"/>
         </w:rPr>
-        <w:t>それは、津田さんと、双方で詰めてください。……今日は、以上です。</w:t>
+        <w:t>それは津田さんと、双方で詰めてください。……今日は以上です。</w:t>
       </w:r>
     </w:p>
     <w:p>
@@ -1030,7 +1030,7 @@
           <w:color w:val="555555"/>
           <w:sz w:val="22"/>
         </w:rPr>
-        <w:t>(一同が立ち上がる。廊下に出た遼の背後から、足音。大槻が追いつく。)</w:t>
+        <w:t>(一同が立ち上がる。廊下に出た遼の背後から足音。大槻が追いつく。)</w:t>
       </w:r>
     </w:p>
     <w:p>
@@ -1099,7 +1099,7 @@
           <w:i w:val="0"/>
           <w:sz w:val="22"/>
         </w:rPr>
-        <w:t>私は、十六日、行きます。現地に、正直、不安もあります。……こう言うと、お笑いになるかもしれませんが、私は、四十代になってから、一度も現場で泥を踏んだことのない弁護士です。</w:t>
+        <w:t>私は十六日、行きます。現地には正直、不安もあります。……こう言うとお笑いになるかもしれませんが、私は四十代になってから一度も現場で泥を踏んだことのない弁護士です。</w:t>
       </w:r>
     </w:p>
     <w:p>
@@ -1122,7 +1122,7 @@
           <w:i w:val="0"/>
           <w:sz w:val="22"/>
         </w:rPr>
-        <w:t>笑いません。僕も、波戸に入るのは、初めてです。</w:t>
+        <w:t>笑いません。僕も波戸に入るのは初めてです。</w:t>
       </w:r>
     </w:p>
     <w:p>
@@ -1191,7 +1191,7 @@
           <w:i w:val="0"/>
           <w:sz w:val="22"/>
         </w:rPr>
-        <w:t>先生。一つだけ。被告として、今日の発言は繰り返しますが、個人としては、お体を、お大事に。ご高齢の原告の方々にも、そうお伝えください。</w:t>
+        <w:t>先生。一つだけ。被告として今日の発言は繰り返しますが、個人としてはお体をお大事に。ご高齢の原告の方々にも、そうお伝えください。</w:t>
       </w:r>
     </w:p>
     <w:p>
@@ -1229,7 +1229,7 @@
           <w:color w:val="555555"/>
           <w:sz w:val="22"/>
         </w:rPr>
-        <w:t>(大槻は軽く会釈し、エレベーターの方へ歩いていく。茜が、遼の隣で小声。)</w:t>
+        <w:t>(大槻は軽く会釈し、エレベーターの方へ歩いていく。茜が遼の隣で小声。)</w:t>
       </w:r>
     </w:p>
     <w:p>
@@ -1351,7 +1351,7 @@
           <w:color w:val="555555"/>
           <w:sz w:val="22"/>
         </w:rPr>
-        <w:t>(12月14日(月)、午後6時。汐見台復興公営住宅の集会所。畳の部屋に、折りたたみの長机。ストーブの上のやかんが鳴っている。遠藤、大城、和代、翔太。遼と茜が、紙を配る。壁のカレンダーは、十二月のまま、今年の暮れを待っている。)</w:t>
+        <w:t>(12月14日(月)午後6時。汐見台復興公営住宅の集会所。畳の部屋に折りたたみの長机。ストーブの上のやかんが鳴っている。遠藤、大城、和代、翔太。遼と茜が紙を配る。壁のカレンダーは十二月のまま、今年の暮れを待っている。)</w:t>
       </w:r>
     </w:p>
     <w:p>
@@ -1374,7 +1374,7 @@
           <w:i w:val="0"/>
           <w:sz w:val="22"/>
         </w:rPr>
-        <w:t>当日の流れは、以上です。質問を、三つだけ、念のため書いてきました。</w:t>
+        <w:t>当日の流れは以上です。質問を三つだけ、念のため書いてきました。</w:t>
       </w:r>
     </w:p>
     <w:p>
@@ -1407,7 +1407,7 @@
           <w:i w:val="0"/>
           <w:sz w:val="22"/>
         </w:rPr>
-        <w:t>「一、裁判所が尋ねてよいこと。二、答えなくてよいこと。三、先生が代わりに言うこと」。……おれらが、答えなくていいことって、あんのか。</w:t>
+        <w:t>「一、裁判所が尋ねてよいこと。二、答えなくてよいこと。三、先生が代わりに言うこと」。……おれらが答えなくていいことって、あんのか。</w:t>
       </w:r>
     </w:p>
     <w:p>
@@ -1476,7 +1476,7 @@
           <w:i w:val="0"/>
           <w:sz w:val="22"/>
         </w:rPr>
-        <w:t>避難した日の、一番つらい瞬間の話。それは、証人尋問で、準備をして話していただきます。当日は、「ここに、何があったか」を、示してもらう日です。</w:t>
+        <w:t>避難した日の、一番つらい瞬間の話。それは証人尋問で、準備をして話していただきます。当日は「ここに何があったか」を示してもらう日です。</w:t>
       </w:r>
     </w:p>
     <w:p>
@@ -1522,7 +1522,7 @@
           <w:i w:val="0"/>
           <w:sz w:val="22"/>
         </w:rPr>
-        <w:t>はい。説明は、短く。「ここが、台所でした」「ここに、船の道具を置いていました」。それで、十分です。</w:t>
+        <w:t>はい。説明は短く。「ここが台所でした」「ここに船の道具を置いていました」。それで十分です。</w:t>
       </w:r>
     </w:p>
     <w:p>
@@ -1568,7 +1568,7 @@
           <w:i w:val="0"/>
           <w:sz w:val="22"/>
         </w:rPr>
-        <w:t>翔太くんは、お母さんの付き添いです。裁判所の許可は出ています。ただし、仕事をしてもらいます。</w:t>
+        <w:t>翔太くんはお母さんの付き添いです。裁判所の許可は出ています。ただし、仕事をしてもらいます。</w:t>
       </w:r>
     </w:p>
     <w:p>
@@ -1614,7 +1614,7 @@
           <w:i w:val="0"/>
           <w:sz w:val="22"/>
         </w:rPr>
-        <w:t>遠藤さんの杖が転ばないように、お母さんの手が冷えないように、そして、みんなの水筒を持つこと。区域内では飲めませんが、帰りのバスで、みんな飲みたくなりますから。</w:t>
+        <w:t>遠藤さんの杖が転ばないように、お母さんの手が冷えないように、そしてみんなの水筒を持つこと。区域内では飲めませんが、帰りのバスでみんな飲みたくなりますから。</w:t>
       </w:r>
     </w:p>
     <w:p>
@@ -1739,7 +1739,7 @@
           <w:i w:val="0"/>
           <w:sz w:val="22"/>
         </w:rPr>
-        <w:t>整備の実習で世話になってる先生っす。……行かねえと、後悔すっから。</w:t>
+        <w:t>整備の実習で世話になってる先生っす。……行かねえと後悔すっから。</w:t>
       </w:r>
     </w:p>
     <w:p>
@@ -1754,7 +1754,7 @@
           <w:color w:val="555555"/>
           <w:sz w:val="22"/>
         </w:rPr>
-        <w:t>(遠藤が、紙から目を上げて、窓の外の暗がりを見る。)</w:t>
+        <w:t>(遠藤が紙から目を上げて、窓の外の暗がりを見る。)</w:t>
       </w:r>
     </w:p>
     <w:p>
@@ -1777,7 +1777,7 @@
           <w:i w:val="0"/>
           <w:sz w:val="22"/>
         </w:rPr>
-        <w:t>九年と、九か月だ。</w:t>
+        <w:t>九年と九か月だ。</w:t>
       </w:r>
     </w:p>
     <w:p>
@@ -1823,7 +1823,7 @@
           <w:i w:val="0"/>
           <w:sz w:val="22"/>
         </w:rPr>
-        <w:t>一時帰宅は、三回しか行ってねえ。最後は、二年前の五月だ。そんときは、玄関にも入れなかった。猪が、戸をぶち破って、中でな。……なんべんも、夢ん中では、家さ帰ってんだ。夢だと、ちゃんと、玄関の鍵が合うんだ。</w:t>
+        <w:t>一時帰宅は三回しか行ってねえ。最後は二年前の五月だ。そんときは玄関にも入れなかった。猪が戸をぶち破って、中でな。……なんべんも夢ん中では家さ帰ってんだ。夢だと、ちゃんと玄関の鍵が合うんだ。</w:t>
       </w:r>
     </w:p>
     <w:p>
@@ -1879,7 +1879,7 @@
           <w:i w:val="0"/>
           <w:sz w:val="22"/>
         </w:rPr>
-        <w:t>あたしは、浜。……夢の中では、まだ、子どもだ。</w:t>
+        <w:t>あたしは浜。……夢の中では、まだ子どもだ。</w:t>
       </w:r>
     </w:p>
     <w:p>
@@ -1894,7 +1894,7 @@
           <w:color w:val="555555"/>
           <w:sz w:val="22"/>
         </w:rPr>
-        <w:t>(長い沈黙。ストーブの上のやかんが、ひとつ鳴る。)</w:t>
+        <w:t>(長い沈黙。ストーブの上のやかんがひとつ鳴る。)</w:t>
       </w:r>
     </w:p>
     <w:p>
@@ -1917,7 +1917,7 @@
           <w:i w:val="0"/>
           <w:sz w:val="22"/>
         </w:rPr>
-        <w:t>おら、ほんとは、怖えんだ。行ってみて、夢のまんまの家が、なくなってたら、なじょすっぺって。</w:t>
+        <w:t>おら、ほんとは怖えんだ。行ってみて、夢のまんまの家がなくなってたら、なじょすっぺって。</w:t>
       </w:r>
     </w:p>
     <w:p>
@@ -1963,7 +1963,7 @@
           <w:i w:val="0"/>
           <w:sz w:val="22"/>
         </w:rPr>
-        <w:t>でも、行かねえで、判決を待つのは、もっと怖え。おら、八十五だ。裁判所の人が、おれの家を、見てくれる。それだけで、いい。</w:t>
+        <w:t>でも、行かねえで判決を待つのは、もっと怖え。おら八十五だ。裁判所の人がおれの家を見てくれる。それだけでいい。</w:t>
       </w:r>
     </w:p>
     <w:p>
@@ -1986,7 +1986,7 @@
           <w:i w:val="0"/>
           <w:sz w:val="22"/>
         </w:rPr>
-        <w:t>遠藤さんの家に着いたら、一番に、裁判長が見ます。その間、遠藤さんは、玄関の前で、待っていてください。急がなくていいんです。</w:t>
+        <w:t>遠藤さんの家に着いたら、一番に裁判長が見ます。その間、遠藤さんは玄関の前で待っていてください。急がなくていいんです。</w:t>
       </w:r>
     </w:p>
     <w:p>
@@ -2009,7 +2009,7 @@
           <w:i w:val="0"/>
           <w:sz w:val="22"/>
         </w:rPr>
-        <w:t>待つのは、慣れっこだ。(笑う)九年と九か月、待ったんだ。あと一時間くれえ、なんでもねえ。</w:t>
+        <w:t>待つのは慣れっこだ。(笑う)九年と九か月、待ったんだ。あと一時間くれえ、なんでもねえ。</w:t>
       </w:r>
     </w:p>
     <w:p>
@@ -2042,7 +2042,7 @@
           <w:i w:val="0"/>
           <w:sz w:val="22"/>
         </w:rPr>
-        <w:t>先生。私、この人たちの前で、準備不足は、絶対、出せないですね。</w:t>
+        <w:t>先生。私、この人たちの前で準備不足は絶対に出せないですね。</w:t>
       </w:r>
     </w:p>
     <w:p>
@@ -2080,7 +2080,7 @@
           <w:color w:val="555555"/>
           <w:sz w:val="22"/>
         </w:rPr>
-        <w:t>(三浦が、盆に湯呑みを載せて入ってくる。遠藤の前に、最初の一杯。)</w:t>
+        <w:t>(三浦が盆に湯呑みを載せて入ってくる。遠藤の前に最初の一杯。)</w:t>
       </w:r>
     </w:p>
     <w:p>
@@ -2103,7 +2103,7 @@
           <w:i w:val="0"/>
           <w:sz w:val="22"/>
         </w:rPr>
-        <w:t>ご準備のお茶です。一番長くお待ちの方から。……明日の朝は、お茶はなし。今夜が、最後の一杯です。</w:t>
+        <w:t>ご準備のお茶です。一番長くお待ちの方から。……明日の朝はお茶なし。今夜が最後の一杯です。</w:t>
       </w:r>
     </w:p>
     <w:p>
@@ -2166,7 +2166,7 @@
           <w:color w:val="555555"/>
           <w:sz w:val="22"/>
         </w:rPr>
-        <w:t>(12月16日(水)、午前8時50分。国道六号沿い、旧道の駅「なみと」の駐車場。空は高く、冷えこんでいる。遠くの山の稜線が、白い。プレハブのテントの下に、折りたたみ机と、白いタイベックの防護服が、サイズ別に積まれている。入口の脇に、「特別通行許可証 提示」の看板。マイクロバスが二台、エンジンを止めずに待っている。)</w:t>
+        <w:t>(12月16日(水)午前8時50分。国道六号沿い、旧道の駅「なみと」の駐車場。空は高く、冷えこんでいる。遠くの山の稜線が白い。プレハブのテントの下に、折りたたみ机と白いタイベックの防護服がサイズ別に積まれている。入口の脇に「特別通行許可証 提示」の看板。マイクロバスが二台、エンジンを止めずに待っている。)</w:t>
       </w:r>
     </w:p>
     <w:p>
@@ -2189,7 +2189,7 @@
           <w:i w:val="0"/>
           <w:sz w:val="22"/>
         </w:rPr>
-        <w:t>おはようございます。奥浜地方裁判所の検証の方々ですね。こちらで、特別通行許可証と、身分証の確認をお願いします。</w:t>
+        <w:t>おはようございます。奥浜地方裁判所の検証の方々ですね。こちらで特別通行許可証と身分証の確認をお願いします。</w:t>
       </w:r>
     </w:p>
     <w:p>
@@ -2235,7 +2235,7 @@
           <w:i w:val="0"/>
           <w:sz w:val="22"/>
         </w:rPr>
-        <w:t>ありがとうございます。(許可証を一枚ずつ確認する)遠藤さん。……こちらは、ご本人ですね。あの、ご自宅は、区域のどのあたりでしょうか。</w:t>
+        <w:t>ありがとうございます。(許可証を一枚ずつ確認する)遠藤さん。……こちらはご本人ですね。あの、ご自宅は区域のどのあたりでしょうか。</w:t>
       </w:r>
     </w:p>
     <w:p>
@@ -2258,7 +2258,7 @@
           <w:i w:val="0"/>
           <w:sz w:val="22"/>
         </w:rPr>
-        <w:t>波戸の北だ。港から、三百メートルくれえ、山さ寄ったとこ。</w:t>
+        <w:t>波戸の北だ。港から三百メートルくれえ、山さ寄ったとこ。</w:t>
       </w:r>
     </w:p>
     <w:p>
@@ -2281,7 +2281,7 @@
           <w:i w:val="0"/>
           <w:sz w:val="22"/>
         </w:rPr>
-        <w:t>承知しました。では、お足元にお気をつけて。防護服は、あちらで着替えを。マスクは、このサイズで。</w:t>
+        <w:t>承知しました。では、お足元にお気をつけて。防護服はあちらで着替えを。マスクはこのサイズで。</w:t>
       </w:r>
     </w:p>
     <w:p>
@@ -2296,7 +2296,7 @@
           <w:color w:val="555555"/>
           <w:sz w:val="22"/>
         </w:rPr>
-        <w:t>(テントの中で、遼が遠藤の防護服のジッパーを上げる。小さな杖を、バスの手前の台に預ける。)</w:t>
+        <w:t>(テントの中で、遼が遠藤の防護服のジッパーを上げる。小さな杖をバスの手前の台に預ける。)</w:t>
       </w:r>
     </w:p>
     <w:p>
@@ -2342,7 +2342,7 @@
           <w:i w:val="0"/>
           <w:sz w:val="22"/>
         </w:rPr>
-        <w:t>靴カバーと手袋は、二重です。作業が終わったら、全部ここで脱ぎます。</w:t>
+        <w:t>靴カバーと手袋は二重です。作業が終わったら、全部ここで脱ぎます。</w:t>
       </w:r>
     </w:p>
     <w:p>
@@ -2365,7 +2365,7 @@
           <w:i w:val="0"/>
           <w:sz w:val="22"/>
         </w:rPr>
-        <w:t>脱ぐのは、慣れてっから。九年前も、そうだった。</w:t>
+        <w:t>脱ぐのは慣れてっから。九年前もそうだった。</w:t>
       </w:r>
     </w:p>
     <w:p>
@@ -2380,7 +2380,7 @@
           <w:color w:val="555555"/>
           <w:sz w:val="22"/>
         </w:rPr>
-        <w:t>(少し離れたところで、片岡が、防護服の前を閉じている。峰が、無言で首の周りを確かめる。新田が、線量計を胸に付けるのに手間取り、津田が手伝う。)</w:t>
+        <w:t>(少し離れたところで、片岡が防護服の前を閉じている。峰が無言で首の周りを確かめる。新田が線量計を胸に付けるのに手間取り、津田が手伝う。)</w:t>
       </w:r>
     </w:p>
     <w:p>
@@ -2403,7 +2403,7 @@
           <w:i w:val="0"/>
           <w:sz w:val="22"/>
         </w:rPr>
-        <w:t>津田さん、これは、毎時いくらまで、測るものですか。</w:t>
+        <w:t>津田さん、これは毎時いくらまで測るものですか。</w:t>
       </w:r>
     </w:p>
     <w:p>
@@ -2426,7 +2426,7 @@
           <w:i w:val="0"/>
           <w:sz w:val="22"/>
         </w:rPr>
-        <w:t>個人線量計で、積算を記録します。ひとつ、一時間ごとに、表示が更新されます。今日の滞在で、浴びる量は、レントゲン一枚よりも、小さいはずです。……その旨は、職員から説明が。</w:t>
+        <w:t>個人線量計で積算を記録します。一時間ごとに表示が更新されます。今日の滞在で浴びる量は、レントゲン一枚よりも小さいはずです。……その旨は職員から説明が。</w:t>
       </w:r>
     </w:p>
     <w:p>
@@ -2449,7 +2449,7 @@
           <w:i w:val="0"/>
           <w:sz w:val="22"/>
         </w:rPr>
-        <w:t>はい。本日の予定経路で、おおよそ、〇・〇一から〇・〇二ミリシーベルトの見込みです。ただし、地点によって、値はばらつきます。</w:t>
+        <w:t>はい。本日の予定経路で、おおよそ〇・〇一から〇・〇二ミリシーベルトの見込みです。ただし、地点によって値はばらつきます。</w:t>
       </w:r>
     </w:p>
     <w:p>
@@ -2472,7 +2472,7 @@
           <w:i w:val="0"/>
           <w:sz w:val="22"/>
         </w:rPr>
-        <w:t>それは、現地で、細かく見ます。</w:t>
+        <w:t>それは現地で細かく見ます。</w:t>
       </w:r>
     </w:p>
     <w:p>
@@ -2487,7 +2487,7 @@
           <w:color w:val="555555"/>
           <w:sz w:val="22"/>
         </w:rPr>
-        <w:t>(柚木が、腕章をつけて、カメラを首から下げてやってくる。防護服の下から、いつものコートの襟がのぞいている。)</w:t>
+        <w:t>(柚木が腕章をつけて、カメラを首から下げてやってくる。防護服の下から、いつものコートの襟がのぞいている。)</w:t>
       </w:r>
     </w:p>
     <w:p>
@@ -2510,7 +2510,7 @@
           <w:i w:val="0"/>
           <w:sz w:val="22"/>
         </w:rPr>
-        <w:t>おはようございます。本日、代表取材の、奥浜新報の柚木です。写真は、定められた地点のみ。メモは、自由に取れますが、紙は、持ち出す前にスクリーニングを受けます。</w:t>
+        <w:t>おはようございます。本日、代表取材の奥浜新報の柚木です。写真は定められた地点のみ。メモは自由に取れますが、紙は持ち出す前にスクリーニングを受けます。</w:t>
       </w:r>
     </w:p>
     <w:p>
@@ -2533,7 +2533,7 @@
           <w:i w:val="0"/>
           <w:sz w:val="22"/>
         </w:rPr>
-        <w:t>おはようございます。……柚木さん、今日は、何を書きますか。</w:t>
+        <w:t>おはようございます。……柚木さん、今日は何を書きますか。</w:t>
       </w:r>
     </w:p>
     <w:p>
@@ -2556,7 +2556,7 @@
           <w:i w:val="0"/>
           <w:sz w:val="22"/>
         </w:rPr>
-        <w:t>測った数字だけ、書きます。装置の名前と、測った時刻と、場所。それ以外の形容詞は、使いません。</w:t>
+        <w:t>測った数字だけ書きます。装置の名前と、測った時刻と場所。それ以外の形容詞は使いません。</w:t>
       </w:r>
     </w:p>
     <w:p>
@@ -2579,7 +2579,7 @@
           <w:i w:val="0"/>
           <w:sz w:val="22"/>
         </w:rPr>
-        <w:t>先生が、聞いていたら。</w:t>
+        <w:t>先生が聞いていたら。</w:t>
       </w:r>
     </w:p>
     <w:p>
@@ -2602,7 +2602,7 @@
           <w:i w:val="0"/>
           <w:sz w:val="22"/>
         </w:rPr>
-        <w:t>「それで、いい」と、言うでしょうね。……ここから先が、先生の、いない現場です。</w:t>
+        <w:t>「それでいい」と言うでしょうね。……ここから先が、先生のいない現場です。</w:t>
       </w:r>
     </w:p>
     <w:p>
@@ -2617,7 +2617,7 @@
           <w:color w:val="555555"/>
           <w:sz w:val="22"/>
         </w:rPr>
-        <w:t>(細川と大槻が、離れたところで、防護服のサイズを交換している。細川の袖が、ずいぶん余る。)</w:t>
+        <w:t>(細川と大槻が離れたところで、防護服のサイズを交換している。細川の袖がずいぶん余る。)</w:t>
       </w:r>
     </w:p>
     <w:p>
@@ -2640,7 +2640,7 @@
           <w:i w:val="0"/>
           <w:sz w:val="22"/>
         </w:rPr>
-        <w:t>……大槻さん、そちらは、ぴったりですね。</w:t>
+        <w:t>……大槻さん、そちらはぴったりですね。</w:t>
       </w:r>
     </w:p>
     <w:p>
@@ -2663,7 +2663,7 @@
           <w:i w:val="0"/>
           <w:sz w:val="22"/>
         </w:rPr>
-        <w:t>私のは、大きすぎます。入れ替えましょう。</w:t>
+        <w:t>私のは大きすぎます。入れ替えましょう。</w:t>
       </w:r>
     </w:p>
     <w:p>
@@ -2678,7 +2678,7 @@
           <w:color w:val="555555"/>
           <w:sz w:val="22"/>
         </w:rPr>
-        <w:t>(二人が、無言で、防護服を交換する。そのやりとりを、茜が、遠目に見ている。)</w:t>
+        <w:t>(二人が無言で防護服を交換する。そのやりとりを茜が遠目に見ている。)</w:t>
       </w:r>
     </w:p>
     <w:p>
@@ -2749,7 +2749,7 @@
           <w:color w:val="555555"/>
           <w:sz w:val="22"/>
         </w:rPr>
-        <w:t>(マイクロバスの運転手が、窓を開けて呼ぶ。)</w:t>
+        <w:t>(マイクロバスの運転手が窓を開けて呼ぶ。)</w:t>
       </w:r>
     </w:p>
     <w:p>
@@ -2772,7 +2772,7 @@
           <w:i w:val="0"/>
           <w:sz w:val="22"/>
         </w:rPr>
-        <w:t>そろそろ、出発します。ご乗車を。</w:t>
+        <w:t>そろそろ出発します。ご乗車を。</w:t>
       </w:r>
     </w:p>
     <w:p>
@@ -2787,7 +2787,7 @@
           <w:color w:val="555555"/>
           <w:sz w:val="22"/>
         </w:rPr>
-        <w:t>(遠藤が、バスのステップの前で、立ち止まる。翔太が、後ろから腕を支える。)</w:t>
+        <w:t>(遠藤がバスのステップの前で立ち止まる。翔太が後ろから腕を支える。)</w:t>
       </w:r>
     </w:p>
     <w:p>
@@ -2810,7 +2810,7 @@
           <w:i w:val="0"/>
           <w:sz w:val="22"/>
         </w:rPr>
-        <w:t>あんがとな、翔太。……おら、また、あの道、走るべ。</w:t>
+        <w:t>あんがとな、翔太。……おら、また、あの道走るべ。</w:t>
       </w:r>
     </w:p>
     <w:p>
@@ -2840,7 +2840,7 @@
           <w:color w:val="555555"/>
           <w:sz w:val="22"/>
         </w:rPr>
-        <w:t>(午前10時20分。波戸町の北、海から三百メートルほど山側の集落。バスが止まる。道の両側は、背丈より高い枯れ草。かつての田んぼは、セイタカアワダチソウの茶色い海に変わっている。路肩に、「立入禁止」の看板と、錆びたガードレール。家々の窓は、ほとんど、空いている。屋根の落ちた家もある。遠藤の家は、その坂の途中にある。二階建て。瓦の一部がずれ、一階の玄関は、板で打ちつけてある。)</w:t>
+        <w:t>(午前10時20分。波戸町の北、海から三百メートルほど山側の集落。バスが止まる。道の両側は背丈より高い枯れ草。かつての田んぼはセイタカアワダチソウの茶色い海に変わっている。路肩に「立入禁止」の看板と錆びたガードレール。家々の窓はほとんど空いている。屋根の落ちた家もある。遠藤の家はその坂の途中にある。二階建て。瓦の一部がずれ、一階の玄関は板で打ちつけてある。)</w:t>
       </w:r>
     </w:p>
     <w:p>
@@ -2896,7 +2896,7 @@
           <w:i w:val="0"/>
           <w:sz w:val="22"/>
         </w:rPr>
-        <w:t>先に、裁判長に、お見せしましょう。</w:t>
+        <w:t>先に裁判長にお見せしましょう。</w:t>
       </w:r>
     </w:p>
     <w:p>
@@ -2911,7 +2911,7 @@
           <w:color w:val="555555"/>
           <w:sz w:val="22"/>
         </w:rPr>
-        <w:t>(片岡、峰、新田が、遠藤の後ろをゆっくり歩く。津田が、ビデオカメラを回している。柚木が、少し離れて、立つ。)</w:t>
+        <w:t>(片岡、峰、新田が遠藤の後ろをゆっくり歩く。津田がビデオカメラを回している。柚木が少し離れて立つ。)</w:t>
       </w:r>
     </w:p>
     <w:p>
@@ -2944,7 +2944,7 @@
           <w:i w:val="0"/>
           <w:sz w:val="22"/>
         </w:rPr>
-        <w:t>こんにちは。……誰も、いねえのに、こんにちは、って言っちまうな。</w:t>
+        <w:t>こんにちは。……誰もいねえのに、こんにちは、って言っちまうな。</w:t>
       </w:r>
     </w:p>
     <w:p>
@@ -2967,7 +2967,7 @@
           <w:i w:val="0"/>
           <w:sz w:val="22"/>
         </w:rPr>
-        <w:t>遠藤さん。ここが、ご自宅の、玄関ですね。</w:t>
+        <w:t>遠藤さん。ここがご自宅の玄関ですね。</w:t>
       </w:r>
     </w:p>
     <w:p>
@@ -2990,7 +2990,7 @@
           <w:i w:val="0"/>
           <w:sz w:val="22"/>
         </w:rPr>
-        <w:t>んだ。ここの、この戸の横が、おらの、船の道具置き場だ。網と、浮きと、長靴。……あそこ、見えっか。軒の下の、青いもんは、おらが昔、使ってた、浮きだ。あのまんま、九年、あそこにある。</w:t>
+        <w:t>んだ。この戸の横が、おらの船の道具置き場だ。網と浮きと長靴。……あそこ、見えっか。軒の下の青いもんは、おらが昔使ってた浮きだ。あのまんま、九年あそこにある。</w:t>
       </w:r>
     </w:p>
     <w:p>
@@ -3005,7 +3005,7 @@
           <w:color w:val="555555"/>
           <w:sz w:val="22"/>
         </w:rPr>
-        <w:t>(津田が、浮きにカメラを向ける。新田が、線量計の表示を読む。)</w:t>
+        <w:t>(津田が浮きにカメラを向ける。新田が線量計の表示を読む。)</w:t>
       </w:r>
     </w:p>
     <w:p>
@@ -3028,7 +3028,7 @@
           <w:i w:val="0"/>
           <w:sz w:val="22"/>
         </w:rPr>
-        <w:t>ここ、玄関前、毎時、三・八マイクロシーベルトです。</w:t>
+        <w:t>ここ、玄関前、毎時三・八マイクロシーベルトです。</w:t>
       </w:r>
     </w:p>
     <w:p>
@@ -3074,7 +3074,7 @@
           <w:i w:val="0"/>
           <w:sz w:val="22"/>
         </w:rPr>
-        <w:t>庭の、土の上で、四・六。</w:t>
+        <w:t>庭の土の上で四・六。</w:t>
       </w:r>
     </w:p>
     <w:p>
@@ -3130,7 +3130,7 @@
           <w:i w:val="0"/>
           <w:sz w:val="22"/>
         </w:rPr>
-        <w:t>……十二、三です。毎時、十二・三。</w:t>
+        <w:t>……十二、三です。毎時十二・三。</w:t>
       </w:r>
     </w:p>
     <w:p>
@@ -3145,7 +3145,7 @@
           <w:color w:val="555555"/>
           <w:sz w:val="22"/>
         </w:rPr>
-        <w:t>(細川が、反射的に身を乗り出す。)</w:t>
+        <w:t>(細川が反射的に身を乗り出す。)</w:t>
       </w:r>
     </w:p>
     <w:p>
@@ -3168,7 +3168,7 @@
           <w:i w:val="0"/>
           <w:sz w:val="22"/>
         </w:rPr>
-        <w:t>裁判長、そこは、雨水が集まる、局所的な高い値の場所です。</w:t>
+        <w:t>裁判長、そこは雨水が集まる、局所的に高い値の場所です。</w:t>
       </w:r>
     </w:p>
     <w:p>
@@ -3191,7 +3191,7 @@
           <w:i w:val="0"/>
           <w:sz w:val="22"/>
         </w:rPr>
-        <w:t>承知しています。だから、測っています。津田さん、記録を。</w:t>
+        <w:t>承知しています。だから測っています。津田さん、記録を。</w:t>
       </w:r>
     </w:p>
     <w:p>
@@ -3214,7 +3214,7 @@
           <w:i w:val="0"/>
           <w:sz w:val="22"/>
         </w:rPr>
-        <w:t>玄関前、三・八。庭、四・六。雨樋の下、十二・三。測定機器、検証用貸与の、サーベイメーター。時刻、十時二十四分。</w:t>
+        <w:t>玄関前三・八。庭四・六。雨樋の下十二・三。測定機器は検証用貸与のサーベイメーター。時刻、十時二十四分。</w:t>
       </w:r>
     </w:p>
     <w:p>
@@ -3229,7 +3229,7 @@
           <w:color w:val="555555"/>
           <w:sz w:val="22"/>
         </w:rPr>
-        <w:t>(遠藤が、玄関の戸の板に、手を当てる。)</w:t>
+        <w:t>(遠藤が玄関の戸の板に手を当てる。)</w:t>
       </w:r>
     </w:p>
     <w:p>
@@ -3252,7 +3252,7 @@
           <w:i w:val="0"/>
           <w:sz w:val="22"/>
         </w:rPr>
-        <w:t>先生。……この家は、おれの親父が、昭和の三十年に建てた。津波の来ねえ高台だって、親父は、言ってた。実際、来なかった。水は、こねえで、人だけが、出てった。</w:t>
+        <w:t>先生。……この家は、おれの親父が昭和の三十年に建てた。津波の来ねえ高台だって、親父は言ってた。実際、来なかった。水はこねえで、人だけが出てった。</w:t>
       </w:r>
     </w:p>
     <w:p>
@@ -3275,7 +3275,7 @@
           <w:i w:val="0"/>
           <w:sz w:val="22"/>
         </w:rPr>
-        <w:t>屋内は、危険がありますので、入るのは、私だけ、玄関から見ます。</w:t>
+        <w:t>屋内は危険がありますので、入るのは私だけ、玄関から見ます。</w:t>
       </w:r>
     </w:p>
     <w:p>
@@ -3290,7 +3290,7 @@
           <w:color w:val="555555"/>
           <w:sz w:val="22"/>
         </w:rPr>
-        <w:t>(片岡が、玄関の板の隙間から、懐中電灯を差し入れる。しばらく、黙っている。)</w:t>
+        <w:t>(片岡が玄関の板の隙間から懐中電灯を差し入れる。しばらく黙っている。)</w:t>
       </w:r>
     </w:p>
     <w:p>
@@ -3313,7 +3313,7 @@
           <w:i w:val="0"/>
           <w:sz w:val="22"/>
         </w:rPr>
-        <w:t>……カレンダーが、あります。二〇一一年、三月。</w:t>
+        <w:t>……カレンダーがあります。二〇一一年、三月。</w:t>
       </w:r>
     </w:p>
     <w:p>
@@ -3369,7 +3369,7 @@
           <w:i w:val="0"/>
           <w:sz w:val="22"/>
         </w:rPr>
-        <w:t>裁判長。ちゃぶ台が、倒れています。茶碗が、二つ。</w:t>
+        <w:t>裁判長。ちゃぶ台が倒れています。茶碗が二つ。</w:t>
       </w:r>
     </w:p>
     <w:p>
@@ -3392,7 +3392,7 @@
           <w:i w:val="0"/>
           <w:sz w:val="22"/>
         </w:rPr>
-        <w:t>家内と、おれの。朝飯のあとだったんだ。「ちょっと避難所さ行ってくっから」って言って、一日で帰ってくるつもりだったんだ。</w:t>
+        <w:t>家内とおれの。朝飯のあとだったんだ。「ちょっと避難所さ行ってくっから」って言って、一日で帰ってくるつもりだったんだ。</w:t>
       </w:r>
     </w:p>
     <w:p>
@@ -3407,7 +3407,7 @@
           <w:color w:val="555555"/>
           <w:sz w:val="22"/>
         </w:rPr>
-        <w:t>(片岡が、玄関から一歩下がる。帽子の上から、防護服のフードを、ゆっくり直す。)</w:t>
+        <w:t>(片岡が玄関から一歩下がる。帽子の上から防護服のフードをゆっくり直す。)</w:t>
       </w:r>
     </w:p>
     <w:p>
@@ -3431,7 +3431,7 @@
           <w:color w:val="555555"/>
           <w:sz w:val="22"/>
         </w:rPr>
-        <w:t>(庭の枯れ草を見つめ、しばらくして、低く)</w:t>
+        <w:t>(庭の枯れ草を見つめ、しばらくして低く)</w:t>
       </w:r>
       <w:r>
         <w:rPr>
@@ -3496,7 +3496,7 @@
           <w:i w:val="0"/>
           <w:sz w:val="22"/>
         </w:rPr>
-        <w:t>ええ。平泉で詠んだ句です。中学の教科書で、暗記しました。……今は、冬ですが。</w:t>
+        <w:t>ええ。平泉で詠んだ句です。中学の教科書で暗記しました。……今は冬ですが。</w:t>
       </w:r>
     </w:p>
     <w:p>
@@ -3519,7 +3519,7 @@
           <w:i w:val="0"/>
           <w:sz w:val="22"/>
         </w:rPr>
-        <w:t>んだけんじょ、あの草は、夏のまんまの背丈で、枯れてんだ。九年、誰も刈らねえで。</w:t>
+        <w:t>んだけんじょ、あの草は夏のまんまの背丈で枯れてんだ。九年、誰も刈らねえで。</w:t>
       </w:r>
     </w:p>
     <w:p>
@@ -3552,7 +3552,7 @@
           <w:i w:val="0"/>
           <w:sz w:val="22"/>
         </w:rPr>
-        <w:t>芭蕉は、あの句の少し前に、「国破れて山河あり」と書き添えています。杜甫の詩です。……ここは、国は破れていません。けれども、その国に、人がいない。</w:t>
+        <w:t>芭蕉はあの句の少し前に、「国破れて山河あり」と書き添えています。杜甫の詩です。……ここは、国は破れていません。けれども、その国に人がいない。</w:t>
       </w:r>
     </w:p>
     <w:p>
@@ -3585,7 +3585,7 @@
           <w:i w:val="0"/>
           <w:sz w:val="22"/>
         </w:rPr>
-        <w:t>難しいことは、分かんね。ただ、おらの家は、おらの家だ。</w:t>
+        <w:t>難しいことは分かんね。ただ、おらの家はおらの家だ。</w:t>
       </w:r>
     </w:p>
     <w:p>
@@ -3608,7 +3608,7 @@
           <w:i w:val="0"/>
           <w:sz w:val="22"/>
         </w:rPr>
-        <w:t>ええ。そのことが、私が、今日、一番はっきり分かったことです。</w:t>
+        <w:t>ええ。そのことが、私が今日一番はっきり分かったことです。</w:t>
       </w:r>
     </w:p>
     <w:p>
@@ -3623,7 +3623,7 @@
           <w:color w:val="555555"/>
           <w:sz w:val="22"/>
         </w:rPr>
-        <w:t>(津田が、メモを取る。柚木が、ノートに、短く書く。「十時二十六分。庭の、枯れ草。裁判長、句を、一句、詠む。線量計の表示は、四・六」。)</w:t>
+        <w:t>(津田がメモを取る。柚木がノートに短く書く。「十時二十六分。庭の枯れ草。裁判長、句を一句詠む。線量計の表示は四・六」。)</w:t>
       </w:r>
     </w:p>
     <w:p>
@@ -3647,16 +3647,16 @@
           <w:color w:val="555555"/>
           <w:sz w:val="22"/>
         </w:rPr>
-        <w:t>(玄関の板に、手のひらを、もう一度当てる)</w:t>
-      </w:r>
-      <w:r>
-        <w:rPr>
-          <w:rFonts w:ascii="Times New Roman" w:hAnsi="Times New Roman" w:eastAsia="Malgun Gothic"/>
-          <w:b w:val="0"/>
-          <w:i w:val="0"/>
-          <w:sz w:val="22"/>
-        </w:rPr>
-        <w:t>……あんべえ、悪かったな、おまえ。九年も、ひとりにして。</w:t>
+        <w:t>(玄関の板に手のひらをもう一度当てる)</w:t>
+      </w:r>
+      <w:r>
+        <w:rPr>
+          <w:rFonts w:ascii="Times New Roman" w:hAnsi="Times New Roman" w:eastAsia="Malgun Gothic"/>
+          <w:b w:val="0"/>
+          <w:i w:val="0"/>
+          <w:sz w:val="22"/>
+        </w:rPr>
+        <w:t>……あんべえ悪かったな、おまえ。九年もひとりにして。</w:t>
       </w:r>
     </w:p>
     <w:p>
@@ -3671,7 +3671,7 @@
           <w:color w:val="555555"/>
           <w:sz w:val="22"/>
         </w:rPr>
-        <w:t>(誰も、何も言わない。風が、枯れ草を、一度だけ揺らす。)</w:t>
+        <w:t>(誰も何も言わない。風が枯れ草を一度だけ揺らす。)</w:t>
       </w:r>
     </w:p>
     <w:p>
@@ -3701,7 +3701,7 @@
           <w:color w:val="555555"/>
           <w:sz w:val="22"/>
         </w:rPr>
-        <w:t>(午前11時15分。波戸漁港。岸壁のコンクリートが波打ち、船のいない港に、枯れた葦が生えている。二階建ての白い建物。二階の窓の高さに、泥の線。壁の時計は、二時四十六分で止まっている。大城が、建物の前で、防護マスクの上から目を細める。)</w:t>
+        <w:t>(午前11時15分。波戸漁港。岸壁のコンクリートが波打ち、船のいない港に枯れた葦が生えている。二階建ての白い建物。二階の窓の高さに泥の線。壁の時計は二時四十六分で止まっている。大城が建物の前で、防護マスクの上から目を細める。)</w:t>
       </w:r>
     </w:p>
     <w:p>
@@ -3724,7 +3724,7 @@
           <w:i w:val="0"/>
           <w:sz w:val="22"/>
         </w:rPr>
-        <w:t>……ここ。波戸漁協。あたしが、八年、働いた建物。</w:t>
+        <w:t>……ここ。波戸漁協。あたしが八年働いた建物。</w:t>
       </w:r>
     </w:p>
     <w:p>
@@ -3747,7 +3747,7 @@
           <w:i w:val="0"/>
           <w:sz w:val="22"/>
         </w:rPr>
-        <w:t>大城さん、ここは、津波の高さが、あの泥の線ですか。</w:t>
+        <w:t>大城さん、ここは津波の高さが、あの泥の線ですか。</w:t>
       </w:r>
     </w:p>
     <w:p>
@@ -3770,7 +3770,7 @@
           <w:i w:val="0"/>
           <w:sz w:val="22"/>
         </w:rPr>
-        <w:t>そうです。二階の、窓の下から、十センチ。この港は、湾の形のせいで、水が集まったんです。</w:t>
+        <w:t>そうです。二階の窓の下から十センチ。この港は湾の形のせいで、水が集まったんです。</w:t>
       </w:r>
     </w:p>
     <w:p>
@@ -3794,16 +3794,16 @@
           <w:color w:val="555555"/>
           <w:sz w:val="22"/>
         </w:rPr>
-        <w:t>(線量計を、建物の入口にかざす)</w:t>
-      </w:r>
-      <w:r>
-        <w:rPr>
-          <w:rFonts w:ascii="Times New Roman" w:hAnsi="Times New Roman" w:eastAsia="Malgun Gothic"/>
-          <w:b w:val="0"/>
-          <w:i w:val="0"/>
-          <w:sz w:val="22"/>
-        </w:rPr>
-        <w:t>入口、毎時、一・九マイクロシーベルト。一階の床の上で、一・四。</w:t>
+        <w:t>(線量計を建物の入口にかざす)</w:t>
+      </w:r>
+      <w:r>
+        <w:rPr>
+          <w:rFonts w:ascii="Times New Roman" w:hAnsi="Times New Roman" w:eastAsia="Malgun Gothic"/>
+          <w:b w:val="0"/>
+          <w:i w:val="0"/>
+          <w:sz w:val="22"/>
+        </w:rPr>
+        <w:t>入口、毎時一・九マイクロシーベルト。一階の床の上で一・四。</w:t>
       </w:r>
     </w:p>
     <w:p>
@@ -3826,7 +3826,7 @@
           <w:i w:val="0"/>
           <w:sz w:val="22"/>
         </w:rPr>
-        <w:t>先ほどの、遠藤さんのお宅より、低いですね。</w:t>
+        <w:t>先ほどの遠藤さんのお宅より低いですね。</w:t>
       </w:r>
     </w:p>
     <w:p>
@@ -3849,7 +3849,7 @@
           <w:i w:val="0"/>
           <w:sz w:val="22"/>
         </w:rPr>
-        <w:t>港は、海風で、洗われるから。でも、あたしの実感は、数字とは、違う。</w:t>
+        <w:t>港は海風で洗われるから。でも、あたしの実感は数字とは違う。</w:t>
       </w:r>
     </w:p>
     <w:p>
@@ -3872,7 +3872,7 @@
           <w:i w:val="0"/>
           <w:sz w:val="22"/>
         </w:rPr>
-        <w:t>実感を、伺いましょう。</w:t>
+        <w:t>実感を伺いましょう。</w:t>
       </w:r>
     </w:p>
     <w:p>
@@ -3895,7 +3895,7 @@
           <w:i w:val="0"/>
           <w:sz w:val="22"/>
         </w:rPr>
-        <w:t>……この時計。二時四十六分。津波の来る前に、地震で止まったんです。電気が、切れて。九年前から、この建物の中の時間は、止まってる。みんなは、避難所の時間を、八年、九年、生きてる。でも、ここは、あの日のまま。</w:t>
+        <w:t>……この時計。二時四十六分。津波の来る前に、地震で止まったんです。電気が切れて。九年前から、この建物の中の時間は止まってる。みんなは避難所の時間を、八年、九年、生きてる。でも、ここはあの日のまま。</w:t>
       </w:r>
     </w:p>
     <w:p>
@@ -3910,7 +3910,7 @@
           <w:color w:val="555555"/>
           <w:sz w:val="22"/>
         </w:rPr>
-        <w:t>(大城が、建物の中へ入ろうとして、足を止める。)</w:t>
+        <w:t>(大城が建物の中へ入ろうとして足を止める。)</w:t>
       </w:r>
     </w:p>
     <w:p>
@@ -3979,7 +3979,7 @@
           <w:i w:val="0"/>
           <w:sz w:val="22"/>
         </w:rPr>
-        <w:t>分かりました。(入口に立ったまま、奥を指す)あの奥の、棚。組合員の、作業着と、長靴が並んでて、名前が書いてあるんです。「遠藤」「志賀」「大城」。あたしの親父の、「勝男」って字も。</w:t>
+        <w:t>分かりました。(入口に立ったまま奥を指す)あの奥の棚。組合員の作業着と長靴が並んでて、名前が書いてあるんです。「遠藤」「志賀」「大城」。あたしの親父の「勝男」って字も。</w:t>
       </w:r>
     </w:p>
     <w:p>
@@ -3994,7 +3994,7 @@
           <w:color w:val="555555"/>
           <w:sz w:val="22"/>
         </w:rPr>
-        <w:t>(津田が、建物の入口で、ゆっくり、ビデオを動かす。)</w:t>
+        <w:t>(津田が建物の入口でゆっくりビデオを動かす。)</w:t>
       </w:r>
     </w:p>
     <w:p>
@@ -4040,7 +4040,7 @@
           <w:i w:val="0"/>
           <w:sz w:val="22"/>
         </w:rPr>
-        <w:t>港の外。ここから、見えます。(岸壁の端まで歩く。全員が、あとに続く)……北の浜は、あの先です。「鳴き砂」って、子どもの頃は、呼んでた。</w:t>
+        <w:t>港の外。ここから見えます。(岸壁の端まで歩く。全員があとに続く)……北の浜はあの先です。「鳴き砂」って、子どもの頃は呼んでた。</w:t>
       </w:r>
     </w:p>
     <w:p>
@@ -4055,7 +4055,7 @@
           <w:color w:val="555555"/>
           <w:sz w:val="22"/>
         </w:rPr>
-        <w:t>(岸壁の端で、峰が、スマートフォンのカメラを構え、防護手袋のまま、一枚だけ撮る。津田が、制する。)</w:t>
+        <w:t>(岸壁の端で、峰がスマートフォンのカメラを構え、防護手袋のまま一枚だけ撮る。津田が制する。)</w:t>
       </w:r>
     </w:p>
     <w:p>
@@ -4078,7 +4078,7 @@
           <w:i w:val="0"/>
           <w:sz w:val="22"/>
         </w:rPr>
-        <w:t>峰さん、写真は、認められた範囲のみです。</w:t>
+        <w:t>峰さん、写真は認められた範囲のみです。</w:t>
       </w:r>
     </w:p>
     <w:p>
@@ -4101,7 +4101,7 @@
           <w:i w:val="0"/>
           <w:sz w:val="22"/>
         </w:rPr>
-        <w:t>失礼しました。……では、記録として、載せてください。「海は、凪いでいた」。</w:t>
+        <w:t>失礼しました。……では、記録として載せてください。「海は凪いでいた」。</w:t>
       </w:r>
     </w:p>
     <w:p>
@@ -4139,7 +4139,7 @@
           <w:color w:val="555555"/>
           <w:sz w:val="22"/>
         </w:rPr>
-        <w:t>(柚木が、携帯用の線量計を、岸壁の上にかざす。)</w:t>
+        <w:t>(柚木が携帯用の線量計を岸壁の上にかざす。)</w:t>
       </w:r>
     </w:p>
     <w:p>
@@ -4162,7 +4162,7 @@
           <w:i w:val="0"/>
           <w:sz w:val="22"/>
         </w:rPr>
-        <w:t>岸壁の上、一・七。海面近く、一・二。……私が、測った数字です。</w:t>
+        <w:t>岸壁の上一・七。海面近く一・二。……私が測った数字です。</w:t>
       </w:r>
     </w:p>
     <w:p>
@@ -4218,7 +4218,7 @@
           <w:i w:val="0"/>
           <w:sz w:val="22"/>
         </w:rPr>
-        <w:t>数字は、嘘をつかないから。でも、数字が、全部を言わないのも、知ってます。</w:t>
+        <w:t>数字は嘘をつかないから。でも、数字が全部を言わないのも知ってます。</w:t>
       </w:r>
     </w:p>
     <w:p>
@@ -4264,7 +4264,7 @@
           <w:i w:val="0"/>
           <w:sz w:val="22"/>
         </w:rPr>
-        <w:t>書かない。数字の外に、残ってるものを、数字で潰したくないから。……それは、書かないで、見て、覚えておきます。</w:t>
+        <w:t>書かない。数字の外に残ってるものを、数字で潰したくないから。……それは書かないで、見て、覚えておきます。</w:t>
       </w:r>
     </w:p>
     <w:p>
@@ -4279,7 +4279,7 @@
           <w:color w:val="555555"/>
           <w:sz w:val="22"/>
         </w:rPr>
-        <w:t>(大城が、海の方を見る。風が、頬の防護マスクを、かすかに揺らす。)</w:t>
+        <w:t>(大城が海の方を見る。風が頬の防護マスクをかすかに揺らす。)</w:t>
       </w:r>
     </w:p>
     <w:p>
@@ -4302,7 +4302,7 @@
           <w:i w:val="0"/>
           <w:sz w:val="22"/>
         </w:rPr>
-        <w:t>じゃあ、あたしも、今日は、黙って、見る。</w:t>
+        <w:t>じゃあ、あたしも今日は黙って見る。</w:t>
       </w:r>
     </w:p>
     <w:p>
@@ -4332,7 +4332,7 @@
           <w:color w:val="555555"/>
           <w:sz w:val="22"/>
         </w:rPr>
-        <w:t>(午後0時15分。波戸町の中心部、旧国道沿い。シャッターが半分下りた、古い自動車整備工場の跡。看板の「小松モータース」の文字は、風雨で薄れている。駐車場の隅に、赤錆びた軽トラック。入口の脇に、小さなコンビニの廃屋。ガラスは割れ、ひしゃげたラックが見える。和代と翔太が、バスから降りる。)</w:t>
+        <w:t>(午後0時15分。波戸町の中心部、旧国道沿い。シャッターが半分下りた古い自動車整備工場の跡。看板の「小松モータース」の文字は風雨で薄れている。駐車場の隅に赤錆びた軽トラック。入口の脇に小さなコンビニの廃屋。ガラスは割れ、ひしゃげたラックが見える。和代と翔太がバスから降りる。)</w:t>
       </w:r>
     </w:p>
     <w:p>
@@ -4365,7 +4365,7 @@
           <w:i w:val="0"/>
           <w:sz w:val="22"/>
         </w:rPr>
-        <w:t>……健二さんが、十八から、ここで働いてたんです。社長のお父さんから、二代。結婚して、翔太が生まれてからも。</w:t>
+        <w:t>……健二さんが十八からここで働いてたんです。社長のお父さんから二代。結婚して、翔太が生まれてからも。</w:t>
       </w:r>
     </w:p>
     <w:p>
@@ -4398,7 +4398,7 @@
           <w:i w:val="0"/>
           <w:sz w:val="22"/>
         </w:rPr>
-        <w:t>……ここ、おれ、来たことある。小学校に上がる前。お父さんの、油の匂い。</w:t>
+        <w:t>……ここ、おれ、来たことある。小学校に上がる前。お父さんの油の匂い。</w:t>
       </w:r>
     </w:p>
     <w:p>
@@ -4421,7 +4421,7 @@
           <w:i w:val="0"/>
           <w:sz w:val="22"/>
         </w:rPr>
-        <w:t>小松さん、ここは、ご主人の、職場ですね。</w:t>
+        <w:t>小松さん、ここはご主人の職場ですね。</w:t>
       </w:r>
     </w:p>
     <w:p>
@@ -4444,7 +4444,7 @@
           <w:i w:val="0"/>
           <w:sz w:val="22"/>
         </w:rPr>
-        <w:t>はい。……この工場は、津波で潰れたんじゃなくて、避難で、閉まったんです。社長は、避難先の仮設で、亡くなりました。工場は、もう、誰も、継げなくて。</w:t>
+        <w:t>はい。……この工場は津波で潰れたんじゃなくて、避難で閉まったんです。社長は避難先の仮設で亡くなりました。工場はもう、誰も継げなくて。</w:t>
       </w:r>
     </w:p>
     <w:p>
@@ -4467,7 +4467,7 @@
           <w:i w:val="0"/>
           <w:sz w:val="22"/>
         </w:rPr>
-        <w:t>ご主人は、その後、原発の作業員に。</w:t>
+        <w:t>ご主人はその後、原発の作業員に。</w:t>
       </w:r>
     </w:p>
     <w:p>
@@ -4490,7 +4490,7 @@
           <w:i w:val="0"/>
           <w:sz w:val="22"/>
         </w:rPr>
-        <w:t>はい。「手に職は、ここで終わりじゃねえ」って。最後まで、整備士の、手でした。……去年の五月、足場から。</w:t>
+        <w:t>はい。「手に職は、ここで終わりじゃねえ」って。最後まで整備士の手でした。……去年の五月、足場から。</w:t>
       </w:r>
     </w:p>
     <w:p>
@@ -4505,7 +4505,7 @@
           <w:color w:val="555555"/>
           <w:sz w:val="22"/>
         </w:rPr>
-        <w:t>(翔太が、そっとシャッターに手をかける。重たく、鈍い音。)</w:t>
+        <w:t>(翔太がそっとシャッターに手をかける。重たく鈍い音。)</w:t>
       </w:r>
     </w:p>
     <w:p>
@@ -4528,7 +4528,7 @@
           <w:i w:val="0"/>
           <w:sz w:val="22"/>
         </w:rPr>
-        <w:t>翔太さん、立入りは、外側の写真のみ。</w:t>
+        <w:t>翔太さん、立入りは外側の写真のみ。</w:t>
       </w:r>
     </w:p>
     <w:p>
@@ -4566,7 +4566,7 @@
           <w:color w:val="555555"/>
           <w:sz w:val="22"/>
         </w:rPr>
-        <w:t>(シャッターの隙間から、薄暗い、整備台が見える。リフトの上に、年式の古いセダンが載ったまま。工具箱が、壁際に並ぶ。)</w:t>
+        <w:t>(シャッターの隙間から薄暗い整備台が見える。リフトの上に年式の古いセダンが載ったまま。工具箱が壁際に並ぶ。)</w:t>
       </w:r>
     </w:p>
     <w:p>
@@ -4589,7 +4589,7 @@
           <w:i w:val="0"/>
           <w:sz w:val="22"/>
         </w:rPr>
-        <w:t>……お父さんの、レンチ。</w:t>
+        <w:t>……お父さんのレンチ。</w:t>
       </w:r>
     </w:p>
     <w:p>
@@ -4612,7 +4612,7 @@
           <w:i w:val="0"/>
           <w:sz w:val="22"/>
         </w:rPr>
-        <w:t>あれ、全部、置いてきたんだね。</w:t>
+        <w:t>あれ、全部置いてきたんだね。</w:t>
       </w:r>
     </w:p>
     <w:p>
@@ -4668,7 +4668,7 @@
           <w:i w:val="0"/>
           <w:sz w:val="22"/>
         </w:rPr>
-        <w:t>翔太さん。今日は、できません。ただ、検証の結果を記録として残すことは、約束します。いつか、取りに来られる日が来るなら、その日のために。</w:t>
+        <w:t>翔太さん。今日はできません。ただ、検証の結果を記録として残すことは約束します。いつか取りに来られる日が来るなら、その日のために。</w:t>
       </w:r>
     </w:p>
     <w:p>
@@ -4706,7 +4706,7 @@
           <w:color w:val="555555"/>
           <w:sz w:val="22"/>
         </w:rPr>
-        <w:t>(新田が、線量計を工場の前にかざす。)</w:t>
+        <w:t>(新田が線量計を工場の前にかざす。)</w:t>
       </w:r>
     </w:p>
     <w:p>
@@ -4729,7 +4729,7 @@
           <w:i w:val="0"/>
           <w:sz w:val="22"/>
         </w:rPr>
-        <w:t>前の道路、毎時、二・四。駐車場の隅、三・一。</w:t>
+        <w:t>前の道路、毎時二・四。駐車場の隅、三・一。</w:t>
       </w:r>
     </w:p>
     <w:p>
@@ -4753,16 +4753,16 @@
           <w:color w:val="555555"/>
           <w:sz w:val="22"/>
         </w:rPr>
-        <w:t>(小声で、同僚に)</w:t>
-      </w:r>
-      <w:r>
-        <w:rPr>
-          <w:rFonts w:ascii="Times New Roman" w:hAnsi="Times New Roman" w:eastAsia="Malgun Gothic"/>
-          <w:b w:val="0"/>
-          <w:i w:val="0"/>
-          <w:sz w:val="22"/>
-        </w:rPr>
-        <w:t>先ほどから、国の施策の効果で、数値は下がってきています。</w:t>
+        <w:t>(小声で同僚に)</w:t>
+      </w:r>
+      <w:r>
+        <w:rPr>
+          <w:rFonts w:ascii="Times New Roman" w:hAnsi="Times New Roman" w:eastAsia="Malgun Gothic"/>
+          <w:b w:val="0"/>
+          <w:i w:val="0"/>
+          <w:sz w:val="22"/>
+        </w:rPr>
+        <w:t>先ほどから、国の施策の効果で数値は下がってきています。</w:t>
       </w:r>
     </w:p>
     <w:p>
@@ -4833,7 +4833,7 @@
           <w:color w:val="555555"/>
           <w:sz w:val="22"/>
         </w:rPr>
-        <w:t>(翔太が、錆びた軽トラックの前に立つ。運転席の窓は割れ、ダッシュボードの上に、色褪せた、野球のミニボール。)</w:t>
+        <w:t>(翔太が錆びた軽トラックの前に立つ。運転席の窓は割れ、ダッシュボードの上に色褪せた野球のミニボール。)</w:t>
       </w:r>
     </w:p>
     <w:p>
@@ -4879,7 +4879,7 @@
           <w:i w:val="0"/>
           <w:sz w:val="22"/>
         </w:rPr>
-        <w:t>そう。あんたが、小一のとき、お父さんが、キャッチボールの代わりに、置いてったの。</w:t>
+        <w:t>そう。あんたが小一のとき、お父さんがキャッチボールの代わりに置いてったの。</w:t>
       </w:r>
     </w:p>
     <w:p>
@@ -4902,7 +4902,7 @@
           <w:i w:val="0"/>
           <w:sz w:val="22"/>
         </w:rPr>
-        <w:t>……なんで、これだけ、残ってんだ。</w:t>
+        <w:t>……なんでこれだけ残ってんだ。</w:t>
       </w:r>
     </w:p>
     <w:p>
@@ -4925,7 +4925,7 @@
           <w:i w:val="0"/>
           <w:sz w:val="22"/>
         </w:rPr>
-        <w:t>持って帰れって言っても、あんた、「ここに置いとく」って、泣いたからよ。</w:t>
+        <w:t>持って帰れって言っても、あんた「ここに置いとく」って泣いたからよ。</w:t>
       </w:r>
     </w:p>
     <w:p>
@@ -4940,7 +4940,7 @@
           <w:color w:val="555555"/>
           <w:sz w:val="22"/>
         </w:rPr>
-        <w:t>(翔太が、ミニボールに、手を伸ばしかけて、止める。持ち出しは、禁止されている。)</w:t>
+        <w:t>(翔太がミニボールに手を伸ばしかけて止める。持ち出しは禁止されている。)</w:t>
       </w:r>
     </w:p>
     <w:p>
@@ -4996,7 +4996,7 @@
           <w:i w:val="0"/>
           <w:sz w:val="22"/>
         </w:rPr>
-        <w:t>うん。次は、お母さんも、一緒に。</w:t>
+        <w:t>うん。次はお母さんも一緒に。</w:t>
       </w:r>
     </w:p>
     <w:p>
@@ -5011,7 +5011,7 @@
           <w:color w:val="555555"/>
           <w:sz w:val="22"/>
         </w:rPr>
-        <w:t>(翔太が、振り返らずに、バスの方へ歩く。和代が、少し遅れて、続く。茜が、遠くから、その背中に、カメラを向けない。)</w:t>
+        <w:t>(翔太が振り返らずにバスの方へ歩く。和代が少し遅れて続く。茜が遠くから、その背中にカメラを向けない。)</w:t>
       </w:r>
     </w:p>
     <w:p>
@@ -5041,7 +5041,7 @@
           <w:color w:val="555555"/>
           <w:sz w:val="22"/>
         </w:rPr>
-        <w:t>(午後1時40分。旧道の駅「なみと」。バスから降りると、全員が、順番に、全身の汚染検査を受ける。防護服を脱いだ背中から、湯気が上がる。職員がゲートモニターで、一人ずつ、足と手を確認する。遠藤が、ベンチにへたり込む。翔太が、水筒の蓋を開ける。)</w:t>
+        <w:t>(午後1時40分。旧道の駅「なみと」。バスから降りると、全員が順番に全身の汚染検査を受ける。防護服を脱いだ背中から湯気が上がる。職員がゲートモニターで一人ずつ足と手を確認する。遠藤がベンチにへたり込む。翔太が水筒の蓋を開ける。)</w:t>
       </w:r>
     </w:p>
     <w:p>
@@ -5064,7 +5064,7 @@
           <w:i w:val="0"/>
           <w:sz w:val="22"/>
         </w:rPr>
-        <w:t>じいちゃん、飲めるよ。もう、外だから。</w:t>
+        <w:t>じいちゃん、飲めるよ。もう外だから。</w:t>
       </w:r>
     </w:p>
     <w:p>
@@ -5097,7 +5097,7 @@
           <w:i w:val="0"/>
           <w:sz w:val="22"/>
         </w:rPr>
-        <w:t>……ああ、こえ。こえ、こえ。こんなに、こえたのは、船の上で、大漁の日以来だ。</w:t>
+        <w:t>……ああ、こえ。こえ、こえ。こんなにこえたのは、船の上で大漁の日以来だ。</w:t>
       </w:r>
     </w:p>
     <w:p>
@@ -5143,7 +5143,7 @@
           <w:i w:val="0"/>
           <w:sz w:val="22"/>
         </w:rPr>
-        <w:t>疲れた、ってこった。「こわい」は、おれらの言葉だと、くたびれた、って意味だ。お化けは、「おっかねえ」だ。</w:t>
+        <w:t>疲れた、ってこった。「こわい」は、おれらの言葉だとくたびれたって意味だ。お化けは「おっかねえ」だ。</w:t>
       </w:r>
     </w:p>
     <w:p>
@@ -5166,7 +5166,7 @@
           <w:i w:val="0"/>
           <w:sz w:val="22"/>
         </w:rPr>
-        <w:t>へえ。じいちゃん、方言、まだ、あんだな。</w:t>
+        <w:t>へえ。じいちゃん、方言まだあんだな。</w:t>
       </w:r>
     </w:p>
     <w:p>
@@ -5189,7 +5189,7 @@
           <w:i w:val="0"/>
           <w:sz w:val="22"/>
         </w:rPr>
-        <w:t>九年、使う相手が、おんねえんだ。使わねえと、忘れっぺ。</w:t>
+        <w:t>九年、使う相手がおんねえんだ。使わねえと忘れっぺ。</w:t>
       </w:r>
     </w:p>
     <w:p>
@@ -5204,7 +5204,7 @@
           <w:color w:val="555555"/>
           <w:sz w:val="22"/>
         </w:rPr>
-        <w:t>(職員が、遠藤に、紙を渡す。「汚染検査結果:表面汚染なし」。)</w:t>
+        <w:t>(職員が遠藤に紙を渡す。「汚染検査結果:表面汚染なし」。)</w:t>
       </w:r>
     </w:p>
     <w:p>
@@ -5250,7 +5250,7 @@
           <w:i w:val="0"/>
           <w:sz w:val="22"/>
         </w:rPr>
-        <w:t>遠藤さん。浴びた量も、確認しましょう。線量計の積算値を。</w:t>
+        <w:t>遠藤さん。浴びた量も確認しましょう。線量計の積算値を。</w:t>
       </w:r>
     </w:p>
     <w:p>
@@ -5265,7 +5265,7 @@
           <w:color w:val="555555"/>
           <w:sz w:val="22"/>
         </w:rPr>
-        <w:t>(津田が、全員の線量計の表示を読み上げる。)</w:t>
+        <w:t>(津田が全員の線量計の表示を読み上げる。)</w:t>
       </w:r>
     </w:p>
     <w:p>
@@ -5288,7 +5288,7 @@
           <w:i w:val="0"/>
           <w:sz w:val="22"/>
         </w:rPr>
-        <w:t>裁判長、〇・〇一四ミリシーベルト。峰裁判官、〇・〇一三。新田判事補、〇・〇一五。……私が〇・〇一六。原告、遠藤さん、〇・〇一七。</w:t>
+        <w:t>裁判長、〇・〇一四ミリシーベルト。峰裁判官、〇・〇一三。新田判事補、〇・〇一五。……私が〇・〇一六。原告の遠藤さん、〇・〇一七。</w:t>
       </w:r>
     </w:p>
     <w:p>
@@ -5390,7 +5390,7 @@
           <w:i w:val="0"/>
           <w:sz w:val="22"/>
         </w:rPr>
-        <w:t>……私は、これまで、書面の中で、「避難」という言葉を、何百回も書きました。「避難生活」「避難指示」。けれど、今日、はじめて、「避難」とは、玄関に茶碗が二つ残っている状態のことだと、分かりました。</w:t>
+        <w:t>……私はこれまで、書面の中で「避難」という言葉を何百回も書きました。「避難生活」「避難指示」。けれど今日はじめて、「避難」とは玄関に茶碗が二つ残っている状態のことだと分かりました。</w:t>
       </w:r>
     </w:p>
     <w:p>
@@ -5405,7 +5405,7 @@
           <w:color w:val="555555"/>
           <w:sz w:val="22"/>
         </w:rPr>
-        <w:t>(誰も、何も言わない。細川が、防護服を畳んだまま、動かない。)</w:t>
+        <w:t>(誰も何も言わない。細川が防護服を畳んだまま動かない。)</w:t>
       </w:r>
     </w:p>
     <w:p>
@@ -5428,7 +5428,7 @@
           <w:i w:val="0"/>
           <w:sz w:val="22"/>
         </w:rPr>
-        <w:t>……裁判長。国の代理人として、お答えするのは、不適切かもしれませんが。</w:t>
+        <w:t>……裁判長。国の代理人としてお答えするのは不適切かもしれませんが。</w:t>
       </w:r>
     </w:p>
     <w:p>
@@ -5474,7 +5474,7 @@
           <w:i w:val="0"/>
           <w:sz w:val="22"/>
         </w:rPr>
-        <w:t>私も、今日、初めて来ました。書面の上では、何度も。……お書きになった、その、茶碗の話は、私も、聞いていて、答えを持っていません。</w:t>
+        <w:t>私も今日初めて来ました。書面の上では何度も。……お書きになったその茶碗の話は、私も聞いていて、答えを持っていません。</w:t>
       </w:r>
     </w:p>
     <w:p>
@@ -5507,7 +5507,7 @@
           <w:i w:val="0"/>
           <w:sz w:val="22"/>
         </w:rPr>
-        <w:t>私も、です。</w:t>
+        <w:t>私もです。</w:t>
       </w:r>
     </w:p>
     <w:p>
@@ -5530,7 +5530,7 @@
           <w:i w:val="0"/>
           <w:sz w:val="22"/>
         </w:rPr>
-        <w:t>結構です。持っていないと言えるのは、それなりの誠実さです。……今日の検証は、以上。見たものは、記録に残します。見なかったことには、しません。</w:t>
+        <w:t>結構です。持っていないと言えるのは、それなりの誠実さです。……今日の検証は以上。見たものは記録に残します。見なかったことにはしません。</w:t>
       </w:r>
     </w:p>
     <w:p>
@@ -5545,7 +5545,7 @@
           <w:color w:val="555555"/>
           <w:sz w:val="22"/>
         </w:rPr>
-        <w:t>(片岡が一礼する。一同、頭を下げる。バスのエンジン音。柚木が、ノートに、最後の一行を書く。「十三時四十九分。裁判長、検証終了を宣言」。)</w:t>
+        <w:t>(片岡が一礼する。一同が頭を下げる。バスのエンジン音。柚木がノートに最後の一行を書く。「十三時四十九分。裁判長、検証終了を宣言」。)</w:t>
       </w:r>
     </w:p>
     <w:p>
@@ -5568,7 +5568,7 @@
           <w:i w:val="0"/>
           <w:sz w:val="22"/>
         </w:rPr>
-        <w:t>真壁さん。記事、書きます。装置名と、時刻と、場所。……ただ、一行だけ、形容詞を使います。</w:t>
+        <w:t>真壁さん。記事、書きます。装置名と時刻と場所。……ただ、一行だけ、形容詞を使います。</w:t>
       </w:r>
     </w:p>
     <w:p>
@@ -5614,7 +5614,7 @@
           <w:i w:val="0"/>
           <w:sz w:val="22"/>
         </w:rPr>
-        <w:t>「静かな検証だった」。……これは、測った数字じゃなくて、私が見たことなので。</w:t>
+        <w:t>「静かな検証だった」。……これは測った数字じゃなくて、私が見たことなので。</w:t>
       </w:r>
     </w:p>
     <w:p>
@@ -5637,7 +5637,7 @@
           <w:i w:val="0"/>
           <w:sz w:val="22"/>
         </w:rPr>
-        <w:t>それは、先生なら、許してくれます。</w:t>
+        <w:t>それは、先生なら許してくれます。</w:t>
       </w:r>
     </w:p>
     <w:p>
@@ -5660,7 +5660,7 @@
           <w:i w:val="0"/>
           <w:sz w:val="22"/>
         </w:rPr>
-        <w:t>許さない人も、いると思う。でも、書きます。</w:t>
+        <w:t>許さない人もいると思う。でも、書きます。</w:t>
       </w:r>
     </w:p>
     <w:p>
@@ -5690,7 +5690,7 @@
           <w:color w:val="555555"/>
           <w:sz w:val="22"/>
         </w:rPr>
-        <w:t>(12月18日(金)、午後7時。桐生法律事務所。雨は上がり、窓の外に、駅前のクリスマスの電飾。応接室の鉄瓶の横に、湯呑みが、いつもより一つ少ない。三浦が数え直し、首をかしげる。机の上に、津田書記官から届いた「検証調書(案)」の写しと、茜が作った地点別の線量表。)</w:t>
+        <w:t>(12月18日(金)午後7時。桐生法律事務所。雨は上がり、窓の外に駅前のクリスマスの電飾。応接室の鉄瓶の横に、湯呑みがいつもより一つ少ない。三浦が数え直し、首をかしげる。机の上に、津田書記官から届いた「検証調書(案)」の写しと、茜が作った地点別の線量表。)</w:t>
       </w:r>
     </w:p>
     <w:p>
@@ -5736,7 +5736,7 @@
           <w:i w:val="0"/>
           <w:sz w:val="22"/>
         </w:rPr>
-        <w:t>置いてください。……ただ、今日は、遠藤さん、来られません。</w:t>
+        <w:t>置いてください。……ただ、今日は遠藤さん、来られません。</w:t>
       </w:r>
     </w:p>
     <w:p>
@@ -5782,7 +5782,7 @@
           <w:i w:val="0"/>
           <w:sz w:val="22"/>
         </w:rPr>
-        <w:t>今朝、小松さんから電話がありました。検証の翌日から熱が出て、昨日の夜、病院に。コロナは、陰性でした。ただ、肺に、少し影があると。</w:t>
+        <w:t>今朝、小松さんから電話がありました。検証の翌日から熱が出て、昨日の夜、病院に。コロナは陰性でした。ただ、肺に少し影があると。</w:t>
       </w:r>
     </w:p>
     <w:p>
@@ -5828,7 +5828,7 @@
           <w:i w:val="0"/>
           <w:sz w:val="22"/>
         </w:rPr>
-        <w:t>だから、湯呑みを、一つ多めに。(遠藤の湯呑みに、茶を注ぎ、応接室の窓際の机に、そっと置く)帰ってきたら、一番に飲んでもらいます。</w:t>
+        <w:t>だから、湯呑みを一つ多めに。(遠藤の湯呑みに茶を注ぎ、応接室の窓際の机にそっと置く)帰ってきたら、一番に飲んでもらいます。</w:t>
       </w:r>
     </w:p>
     <w:p>
@@ -5851,7 +5851,7 @@
           <w:i w:val="0"/>
           <w:sz w:val="22"/>
         </w:rPr>
-        <w:t>ええ。順番は、変わりません。</w:t>
+        <w:t>ええ。順番は変わりません。</w:t>
       </w:r>
     </w:p>
     <w:p>
@@ -5866,7 +5866,7 @@
           <w:color w:val="555555"/>
           <w:sz w:val="22"/>
         </w:rPr>
-        <w:t>(茜が、調書の写しを、ゆっくりめくる。)</w:t>
+        <w:t>(茜が調書の写しをゆっくりめくる。)</w:t>
       </w:r>
     </w:p>
     <w:p>
@@ -5889,7 +5889,7 @@
           <w:i w:val="0"/>
           <w:sz w:val="22"/>
         </w:rPr>
-        <w:t>先生。この、裁判長の、芭蕉の件、調書に、載ってました。</w:t>
+        <w:t>先生。この、裁判長の芭蕉の件、調書に載ってました。</w:t>
       </w:r>
     </w:p>
     <w:p>
@@ -5935,7 +5935,7 @@
           <w:i w:val="0"/>
           <w:sz w:val="22"/>
         </w:rPr>
-        <w:t>「裁判長、庭の枯れ草を見て、夏草や、の句を詠む。原告遠藤、これに応じて、学校で習った旨述べる」。……事務的な、書き方ですけど。</w:t>
+        <w:t>「裁判長、庭の枯れ草を見て、夏草や、の句を詠む。原告遠藤、これに応じて、学校で習った旨述べる」。……事務的な書き方ですけど。</w:t>
       </w:r>
     </w:p>
     <w:p>
@@ -5958,7 +5958,7 @@
           <w:i w:val="0"/>
           <w:sz w:val="22"/>
         </w:rPr>
-        <w:t>事務的で、いいんです。ああいう言葉は、調書に載ったことで、判決の、どこかに、生き残ります。</w:t>
+        <w:t>事務的でいいんです。ああいう言葉は、調書に載ったことで、判決のどこかに生き残ります。</w:t>
       </w:r>
     </w:p>
     <w:p>
@@ -6004,7 +6004,7 @@
           <w:i w:val="0"/>
           <w:sz w:val="22"/>
         </w:rPr>
-        <w:t>判決の理由は、書面です。けれど、書く人が、何を見たかは、ときどき、行間に出ます。……今日、津田さんから、電話がありました。「峰裁判官が、帰りのバスで、ずっと窓の外を見ていました」と。</w:t>
+        <w:t>判決の理由は書面です。けれど、書く人が何を見たかは、ときどき行間に出ます。……今日、津田さんから電話がありました。「峰裁判官が帰りのバスでずっと窓の外を見ていました」と。</w:t>
       </w:r>
     </w:p>
     <w:p>
@@ -6027,7 +6027,7 @@
           <w:i w:val="0"/>
           <w:sz w:val="22"/>
         </w:rPr>
-        <w:t>峰さん、が。</w:t>
+        <w:t>峰さんが。</w:t>
       </w:r>
     </w:p>
     <w:p>
@@ -6050,7 +6050,7 @@
           <w:i w:val="0"/>
           <w:sz w:val="22"/>
         </w:rPr>
-        <w:t>津田さんは、「何も、書いていません。ただ、見ていました」と。</w:t>
+        <w:t>津田さんは「何も書いていません。ただ、見ていました」と。</w:t>
       </w:r>
     </w:p>
     <w:p>
@@ -6065,7 +6065,7 @@
           <w:color w:val="555555"/>
           <w:sz w:val="22"/>
         </w:rPr>
-        <w:t>(三浦が、湯呑みを三つ、盆に載せる。遼と、茜と、自分の分。)</w:t>
+        <w:t>(三浦が湯呑みを三つ、盆に載せる。遼と茜と自分の分。)</w:t>
       </w:r>
     </w:p>
     <w:p>
@@ -6088,7 +6088,7 @@
           <w:i w:val="0"/>
           <w:sz w:val="22"/>
         </w:rPr>
-        <w:t>じゃあ、今日は、三人で、一杯だけ。</w:t>
+        <w:t>じゃあ、今日は三人で一杯だけ。</w:t>
       </w:r>
     </w:p>
     <w:p>
@@ -6111,7 +6111,7 @@
           <w:i w:val="0"/>
           <w:sz w:val="22"/>
         </w:rPr>
-        <w:t>……先生、私、あの日、一つだけ、後悔があって。</w:t>
+        <w:t>……先生、私、あの日、一つだけ後悔があって。</w:t>
       </w:r>
     </w:p>
     <w:p>
@@ -6157,7 +6157,7 @@
           <w:i w:val="0"/>
           <w:sz w:val="22"/>
         </w:rPr>
-        <w:t>遠藤さんのお宅で、浮きを撮らなかった。裁判所の、許可の範囲内でしたけど、撮る前に、手が止まったんです。あれ、撮ってれば、証拠に、なったのに。</w:t>
+        <w:t>遠藤さんのお宅で浮きを撮らなかった。裁判所の許可の範囲内でしたけど、撮る前に手が止まったんです。あれ、撮ってれば証拠になったのに。</w:t>
       </w:r>
     </w:p>
     <w:p>
@@ -6180,7 +6180,7 @@
           <w:i w:val="0"/>
           <w:sz w:val="22"/>
         </w:rPr>
-        <w:t>土井さん。撮らなかったから、覚えているんです。それも、仕事のうち、です。</w:t>
+        <w:t>土井さん。撮らなかったから、覚えているんです。それも仕事のうちです。</w:t>
       </w:r>
     </w:p>
     <w:p>
@@ -6218,7 +6218,7 @@
           <w:color w:val="555555"/>
           <w:sz w:val="22"/>
         </w:rPr>
-        <w:t>(遼が、窓の外を見る。駅前の電飾が、赤と緑で、瞬いている。)</w:t>
+        <w:t>(遼が窓の外を見る。駅前の電飾が赤と緑で瞬いている。)</w:t>
       </w:r>
     </w:p>
     <w:p>
@@ -6241,7 +6241,7 @@
           <w:i w:val="0"/>
           <w:sz w:val="22"/>
         </w:rPr>
-        <w:t>年明けは、証人尋問です。潮田さんが、法廷に立つ。大槻先生の反対尋問を、受ける。遠藤さんが、どれだけ戻れるかは、分かりません。でも、あの人の家の、浮きの青は、僕らが、覚えています。</w:t>
+        <w:t>年明けは証人尋問です。潮田さんが法廷に立つ。大槻先生の反対尋問を受ける。遠藤さんがどれだけ戻れるかは分かりません。でも、あの人の家の浮きの青は、僕らが覚えています。</w:t>
       </w:r>
     </w:p>
     <w:p>
@@ -6302,7 +6302,7 @@
           <w:color w:val="555555"/>
           <w:sz w:val="22"/>
         </w:rPr>
-        <w:t>(鉄瓶から、白い湯気が、一筋、立つ。遼が、最初の湯呑みを、窓際の、遠藤の席に、もう一度、静かに、置きなおす。)</w:t>
+        <w:t>(鉄瓶から白い湯気が一筋立つ。遼が最初の湯呑みを窓際の遠藤の席に、もう一度静かに置きなおす。)</w:t>
       </w:r>
     </w:p>
     <w:p>
